--- a/Docs/SurveyQuestions.docx
+++ b/Docs/SurveyQuestions.docx
@@ -1619,7 +1619,13 @@
         <w:rPr>
           <w:rFonts w:asciiTheme="majorHAnsi" w:hAnsiTheme="majorHAnsi" w:cstheme="majorHAnsi"/>
         </w:rPr>
-        <w:t>While relaxing</w:t>
+        <w:t xml:space="preserve">While </w:t>
+      </w:r>
+      <w:r>
+        <w:rPr>
+          <w:rFonts w:asciiTheme="majorHAnsi" w:hAnsiTheme="majorHAnsi" w:cstheme="majorHAnsi"/>
+        </w:rPr>
+        <w:t>alone</w:t>
       </w:r>
     </w:p>
     <w:p>
@@ -1638,7 +1644,7 @@
         <w:rPr>
           <w:rFonts w:asciiTheme="majorHAnsi" w:hAnsiTheme="majorHAnsi" w:cstheme="majorHAnsi"/>
         </w:rPr>
-        <w:t>While doing chores</w:t>
+        <w:t>While socializing</w:t>
       </w:r>
     </w:p>
     <w:p>
@@ -1657,6 +1663,25 @@
         <w:rPr>
           <w:rFonts w:asciiTheme="majorHAnsi" w:hAnsiTheme="majorHAnsi" w:cstheme="majorHAnsi"/>
         </w:rPr>
+        <w:t>While doing chores</w:t>
+      </w:r>
+    </w:p>
+    <w:p>
+      <w:pPr>
+        <w:numPr>
+          <w:ilvl w:val="1"/>
+          <w:numId w:val="13"/>
+        </w:numPr>
+        <w:spacing w:before="100" w:beforeAutospacing="1" w:after="100" w:afterAutospacing="1" w:line="240" w:lineRule="auto"/>
+        <w:jc w:val="both"/>
+        <w:rPr>
+          <w:rFonts w:asciiTheme="majorHAnsi" w:hAnsiTheme="majorHAnsi" w:cstheme="majorHAnsi"/>
+        </w:rPr>
+      </w:pPr>
+      <w:r>
+        <w:rPr>
+          <w:rFonts w:asciiTheme="majorHAnsi" w:hAnsiTheme="majorHAnsi" w:cstheme="majorHAnsi"/>
+        </w:rPr>
         <w:t>Other</w:t>
       </w:r>
       <w:r>
@@ -1724,7 +1749,158 @@
           <w:rFonts w:asciiTheme="majorHAnsi" w:hAnsiTheme="majorHAnsi" w:cstheme="majorHAnsi"/>
           <w:sz w:val="22"/>
         </w:rPr>
-        <w:t>Short text</w:t>
+        <w:t>Multiple choice</w:t>
+      </w:r>
+    </w:p>
+    <w:p>
+      <w:pPr>
+        <w:numPr>
+          <w:ilvl w:val="1"/>
+          <w:numId w:val="13"/>
+        </w:numPr>
+        <w:spacing w:before="100" w:beforeAutospacing="1" w:after="100" w:afterAutospacing="1" w:line="240" w:lineRule="auto"/>
+        <w:jc w:val="both"/>
+        <w:rPr>
+          <w:rFonts w:asciiTheme="majorHAnsi" w:hAnsiTheme="majorHAnsi" w:cstheme="majorHAnsi"/>
+        </w:rPr>
+      </w:pPr>
+      <w:r>
+        <w:rPr>
+          <w:rFonts w:asciiTheme="majorHAnsi" w:hAnsiTheme="majorHAnsi" w:cstheme="majorHAnsi"/>
+        </w:rPr>
+        <w:t xml:space="preserve">Mental wellbeing &amp; emotional health </w:t>
+      </w:r>
+    </w:p>
+    <w:p>
+      <w:pPr>
+        <w:numPr>
+          <w:ilvl w:val="1"/>
+          <w:numId w:val="13"/>
+        </w:numPr>
+        <w:spacing w:before="100" w:beforeAutospacing="1" w:after="100" w:afterAutospacing="1" w:line="240" w:lineRule="auto"/>
+        <w:jc w:val="both"/>
+        <w:rPr>
+          <w:rFonts w:asciiTheme="majorHAnsi" w:hAnsiTheme="majorHAnsi" w:cstheme="majorHAnsi"/>
+        </w:rPr>
+      </w:pPr>
+      <w:r>
+        <w:rPr>
+          <w:rFonts w:asciiTheme="majorHAnsi" w:hAnsiTheme="majorHAnsi" w:cstheme="majorHAnsi"/>
+        </w:rPr>
+        <w:t xml:space="preserve">Physical health &amp; healthy habits </w:t>
+      </w:r>
+    </w:p>
+    <w:p>
+      <w:pPr>
+        <w:numPr>
+          <w:ilvl w:val="1"/>
+          <w:numId w:val="13"/>
+        </w:numPr>
+        <w:spacing w:before="100" w:beforeAutospacing="1" w:after="100" w:afterAutospacing="1" w:line="240" w:lineRule="auto"/>
+        <w:jc w:val="both"/>
+        <w:rPr>
+          <w:rFonts w:asciiTheme="majorHAnsi" w:hAnsiTheme="majorHAnsi" w:cstheme="majorHAnsi"/>
+        </w:rPr>
+      </w:pPr>
+      <w:r>
+        <w:rPr>
+          <w:rFonts w:asciiTheme="majorHAnsi" w:hAnsiTheme="majorHAnsi" w:cstheme="majorHAnsi"/>
+        </w:rPr>
+        <w:t xml:space="preserve">Career, education &amp; financial success </w:t>
+      </w:r>
+    </w:p>
+    <w:p>
+      <w:pPr>
+        <w:numPr>
+          <w:ilvl w:val="1"/>
+          <w:numId w:val="13"/>
+        </w:numPr>
+        <w:spacing w:before="100" w:beforeAutospacing="1" w:after="100" w:afterAutospacing="1" w:line="240" w:lineRule="auto"/>
+        <w:jc w:val="both"/>
+        <w:rPr>
+          <w:rFonts w:asciiTheme="majorHAnsi" w:hAnsiTheme="majorHAnsi" w:cstheme="majorHAnsi"/>
+        </w:rPr>
+      </w:pPr>
+      <w:r>
+        <w:rPr>
+          <w:rFonts w:asciiTheme="majorHAnsi" w:hAnsiTheme="majorHAnsi" w:cstheme="majorHAnsi"/>
+        </w:rPr>
+        <w:t xml:space="preserve">Relationships &amp; social connections </w:t>
+      </w:r>
+    </w:p>
+    <w:p>
+      <w:pPr>
+        <w:numPr>
+          <w:ilvl w:val="1"/>
+          <w:numId w:val="13"/>
+        </w:numPr>
+        <w:spacing w:before="100" w:beforeAutospacing="1" w:after="100" w:afterAutospacing="1" w:line="240" w:lineRule="auto"/>
+        <w:jc w:val="both"/>
+        <w:rPr>
+          <w:rFonts w:asciiTheme="majorHAnsi" w:hAnsiTheme="majorHAnsi" w:cstheme="majorHAnsi"/>
+        </w:rPr>
+      </w:pPr>
+      <w:r>
+        <w:rPr>
+          <w:rFonts w:asciiTheme="majorHAnsi" w:hAnsiTheme="majorHAnsi" w:cstheme="majorHAnsi"/>
+        </w:rPr>
+        <w:t xml:space="preserve">Personal growth, motivation &amp; productivity </w:t>
+      </w:r>
+    </w:p>
+    <w:p>
+      <w:pPr>
+        <w:numPr>
+          <w:ilvl w:val="1"/>
+          <w:numId w:val="13"/>
+        </w:numPr>
+        <w:spacing w:before="100" w:beforeAutospacing="1" w:after="100" w:afterAutospacing="1" w:line="240" w:lineRule="auto"/>
+        <w:jc w:val="both"/>
+        <w:rPr>
+          <w:rFonts w:asciiTheme="majorHAnsi" w:hAnsiTheme="majorHAnsi" w:cstheme="majorHAnsi"/>
+        </w:rPr>
+      </w:pPr>
+      <w:r>
+        <w:rPr>
+          <w:rFonts w:asciiTheme="majorHAnsi" w:hAnsiTheme="majorHAnsi" w:cstheme="majorHAnsi"/>
+        </w:rPr>
+        <w:t>P</w:t>
+      </w:r>
+      <w:r>
+        <w:rPr>
+          <w:rFonts w:asciiTheme="majorHAnsi" w:hAnsiTheme="majorHAnsi" w:cstheme="majorHAnsi"/>
+        </w:rPr>
+        <w:t xml:space="preserve">urpose, balance &amp; overall quality of life </w:t>
+      </w:r>
+    </w:p>
+    <w:p>
+      <w:pPr>
+        <w:numPr>
+          <w:ilvl w:val="1"/>
+          <w:numId w:val="13"/>
+        </w:numPr>
+        <w:spacing w:before="100" w:beforeAutospacing="1" w:after="100" w:afterAutospacing="1" w:line="240" w:lineRule="auto"/>
+        <w:jc w:val="both"/>
+        <w:rPr>
+          <w:rFonts w:asciiTheme="majorHAnsi" w:hAnsiTheme="majorHAnsi" w:cstheme="majorHAnsi"/>
+        </w:rPr>
+      </w:pPr>
+      <w:r>
+        <w:rPr>
+          <w:rFonts w:asciiTheme="majorHAnsi" w:hAnsiTheme="majorHAnsi" w:cstheme="majorHAnsi"/>
+        </w:rPr>
+        <w:t>Other</w:t>
+      </w:r>
+      <w:r>
+        <w:rPr>
+          <w:rFonts w:asciiTheme="majorHAnsi" w:hAnsiTheme="majorHAnsi" w:cstheme="majorHAnsi"/>
+        </w:rPr>
+        <w:t xml:space="preserve">: </w:t>
+      </w:r>
+      <w:r>
+        <w:rPr>
+          <w:rFonts w:asciiTheme="majorHAnsi" w:hAnsiTheme="majorHAnsi" w:cstheme="majorHAnsi"/>
+        </w:rPr>
+        <w:t>__________</w:t>
       </w:r>
     </w:p>
     <w:p>
@@ -1743,6 +1919,7 @@
         <w:rPr>
           <w:rFonts w:cstheme="majorHAnsi"/>
         </w:rPr>
+        <w:lastRenderedPageBreak/>
         <w:t>How would you describe your financial situation?</w:t>
       </w:r>
       <w:r>
@@ -1853,7 +2030,6 @@
         <w:rPr>
           <w:rFonts w:cstheme="majorHAnsi"/>
         </w:rPr>
-        <w:lastRenderedPageBreak/>
         <w:t xml:space="preserve">How would you describe your </w:t>
       </w:r>
       <w:r>
@@ -2135,14 +2311,7 @@
           <w:rFonts w:asciiTheme="majorHAnsi" w:hAnsiTheme="majorHAnsi" w:cstheme="majorHAnsi"/>
           <w:sz w:val="22"/>
         </w:rPr>
-        <w:t xml:space="preserve">Could </w:t>
-      </w:r>
-      <w:r>
-        <w:rPr>
-          <w:rFonts w:asciiTheme="majorHAnsi" w:hAnsiTheme="majorHAnsi" w:cstheme="majorHAnsi"/>
-          <w:sz w:val="22"/>
-        </w:rPr>
-        <w:t>you briefly explain your answer</w:t>
+        <w:t>Could you briefly explain your answer</w:t>
       </w:r>
       <w:r>
         <w:rPr>
@@ -2164,7 +2333,206 @@
           <w:i/>
           <w:sz w:val="22"/>
         </w:rPr>
-        <w:t>(</w:t>
+        <w:t>(Short text. Optional)</w:t>
+      </w:r>
+    </w:p>
+    <w:p>
+      <w:pPr>
+        <w:pStyle w:val="Heading2"/>
+        <w:numPr>
+          <w:ilvl w:val="0"/>
+          <w:numId w:val="8"/>
+        </w:numPr>
+        <w:spacing w:after="240"/>
+        <w:jc w:val="both"/>
+        <w:rPr>
+          <w:rFonts w:cstheme="majorHAnsi"/>
+        </w:rPr>
+      </w:pPr>
+      <w:r>
+        <w:rPr>
+          <w:rFonts w:cstheme="majorHAnsi"/>
+        </w:rPr>
+        <w:t>Can</w:t>
+      </w:r>
+      <w:r>
+        <w:rPr>
+          <w:rFonts w:cstheme="majorHAnsi"/>
+        </w:rPr>
+        <w:t xml:space="preserve"> music </w:t>
+      </w:r>
+      <w:r>
+        <w:rPr>
+          <w:rFonts w:cstheme="majorHAnsi"/>
+        </w:rPr>
+        <w:t>pos</w:t>
+      </w:r>
+      <w:r>
+        <w:rPr>
+          <w:rFonts w:cstheme="majorHAnsi"/>
+        </w:rPr>
+        <w:t xml:space="preserve">itively influence </w:t>
+      </w:r>
+      <w:r>
+        <w:rPr>
+          <w:rFonts w:cstheme="majorHAnsi"/>
+        </w:rPr>
+        <w:t>y</w:t>
+      </w:r>
+      <w:r>
+        <w:rPr>
+          <w:rFonts w:cstheme="majorHAnsi"/>
+        </w:rPr>
+        <w:t>our</w:t>
+      </w:r>
+      <w:r>
+        <w:rPr>
+          <w:rFonts w:cstheme="majorHAnsi"/>
+        </w:rPr>
+        <w:t xml:space="preserve"> wellbeing over long </w:t>
+      </w:r>
+      <w:r>
+        <w:rPr>
+          <w:rFonts w:cstheme="majorHAnsi"/>
+        </w:rPr>
+        <w:t>term</w:t>
+      </w:r>
+      <w:r>
+        <w:rPr>
+          <w:rFonts w:cstheme="majorHAnsi"/>
+        </w:rPr>
+        <w:t>?</w:t>
+      </w:r>
+      <w:r>
+        <w:rPr>
+          <w:color w:val="FF0000"/>
+        </w:rPr>
+        <w:t xml:space="preserve"> *</w:t>
+      </w:r>
+    </w:p>
+    <w:p>
+      <w:pPr>
+        <w:pStyle w:val="Heading3"/>
+        <w:ind w:left="1800"/>
+      </w:pPr>
+      <w:r>
+        <w:t>Part A</w:t>
+      </w:r>
+      <w:r>
+        <w:t xml:space="preserve"> </w:t>
+      </w:r>
+    </w:p>
+    <w:p>
+      <w:pPr>
+        <w:numPr>
+          <w:ilvl w:val="2"/>
+          <w:numId w:val="2"/>
+        </w:numPr>
+        <w:tabs>
+          <w:tab w:val="clear" w:pos="2160"/>
+          <w:tab w:val="num" w:pos="2520"/>
+        </w:tabs>
+        <w:spacing w:before="100" w:beforeAutospacing="1" w:after="100" w:afterAutospacing="1" w:line="240" w:lineRule="auto"/>
+        <w:ind w:left="2520"/>
+        <w:jc w:val="both"/>
+        <w:rPr>
+          <w:rFonts w:asciiTheme="majorHAnsi" w:hAnsiTheme="majorHAnsi" w:cstheme="majorHAnsi"/>
+        </w:rPr>
+      </w:pPr>
+      <w:r>
+        <w:rPr>
+          <w:rFonts w:asciiTheme="majorHAnsi" w:hAnsiTheme="majorHAnsi" w:cstheme="majorHAnsi"/>
+        </w:rPr>
+        <w:t>1 = Strongly Disagree</w:t>
+      </w:r>
+    </w:p>
+    <w:p>
+      <w:pPr>
+        <w:numPr>
+          <w:ilvl w:val="2"/>
+          <w:numId w:val="2"/>
+        </w:numPr>
+        <w:tabs>
+          <w:tab w:val="clear" w:pos="2160"/>
+          <w:tab w:val="num" w:pos="2520"/>
+        </w:tabs>
+        <w:spacing w:before="100" w:beforeAutospacing="1" w:after="100" w:afterAutospacing="1" w:line="240" w:lineRule="auto"/>
+        <w:ind w:left="2520"/>
+        <w:jc w:val="both"/>
+        <w:rPr>
+          <w:rFonts w:asciiTheme="majorHAnsi" w:hAnsiTheme="majorHAnsi" w:cstheme="majorHAnsi"/>
+        </w:rPr>
+      </w:pPr>
+      <w:r>
+        <w:rPr>
+          <w:rFonts w:asciiTheme="majorHAnsi" w:hAnsiTheme="majorHAnsi" w:cstheme="majorHAnsi"/>
+        </w:rPr>
+        <w:t>…</w:t>
+      </w:r>
+    </w:p>
+    <w:p>
+      <w:pPr>
+        <w:numPr>
+          <w:ilvl w:val="2"/>
+          <w:numId w:val="2"/>
+        </w:numPr>
+        <w:tabs>
+          <w:tab w:val="clear" w:pos="2160"/>
+          <w:tab w:val="num" w:pos="2520"/>
+        </w:tabs>
+        <w:spacing w:before="100" w:beforeAutospacing="1" w:after="100" w:afterAutospacing="1" w:line="240" w:lineRule="auto"/>
+        <w:ind w:left="2520"/>
+        <w:jc w:val="both"/>
+        <w:rPr>
+          <w:rFonts w:asciiTheme="majorHAnsi" w:hAnsiTheme="majorHAnsi" w:cstheme="majorHAnsi"/>
+        </w:rPr>
+      </w:pPr>
+      <w:r>
+        <w:rPr>
+          <w:rFonts w:asciiTheme="majorHAnsi" w:hAnsiTheme="majorHAnsi" w:cstheme="majorHAnsi"/>
+        </w:rPr>
+        <w:t>5 = Strongly Agree</w:t>
+      </w:r>
+    </w:p>
+    <w:p>
+      <w:pPr>
+        <w:pStyle w:val="Heading3"/>
+        <w:ind w:left="1800"/>
+      </w:pPr>
+      <w:r>
+        <w:t>Part B</w:t>
+      </w:r>
+    </w:p>
+    <w:p>
+      <w:pPr>
+        <w:pStyle w:val="NormalWeb"/>
+        <w:ind w:left="1440" w:firstLine="720"/>
+        <w:jc w:val="both"/>
+        <w:rPr>
+          <w:rFonts w:asciiTheme="majorHAnsi" w:hAnsiTheme="majorHAnsi" w:cstheme="majorHAnsi"/>
+          <w:sz w:val="22"/>
+        </w:rPr>
+      </w:pPr>
+      <w:r>
+        <w:rPr>
+          <w:rFonts w:asciiTheme="majorHAnsi" w:hAnsiTheme="majorHAnsi" w:cstheme="majorHAnsi"/>
+          <w:sz w:val="22"/>
+        </w:rPr>
+        <w:t>Could you briefly explain your answer</w:t>
+      </w:r>
+      <w:r>
+        <w:rPr>
+          <w:rFonts w:asciiTheme="majorHAnsi" w:hAnsiTheme="majorHAnsi" w:cstheme="majorHAnsi"/>
+          <w:sz w:val="22"/>
+        </w:rPr>
+        <w:t>?</w:t>
+      </w:r>
+      <w:r>
+        <w:rPr>
+          <w:rFonts w:asciiTheme="majorHAnsi" w:hAnsiTheme="majorHAnsi" w:cstheme="majorHAnsi"/>
+          <w:sz w:val="22"/>
+        </w:rPr>
+        <w:t xml:space="preserve"> </w:t>
       </w:r>
       <w:r>
         <w:rPr>
@@ -2172,7 +2540,197 @@
           <w:i/>
           <w:sz w:val="22"/>
         </w:rPr>
-        <w:t>Short text</w:t>
+        <w:t>(Short text. Optional)</w:t>
+      </w:r>
+    </w:p>
+    <w:p>
+      <w:pPr>
+        <w:pStyle w:val="Heading2"/>
+        <w:numPr>
+          <w:ilvl w:val="0"/>
+          <w:numId w:val="8"/>
+        </w:numPr>
+        <w:spacing w:after="240"/>
+        <w:jc w:val="both"/>
+        <w:rPr>
+          <w:rFonts w:cstheme="majorHAnsi"/>
+        </w:rPr>
+      </w:pPr>
+      <w:r>
+        <w:rPr>
+          <w:rFonts w:cstheme="majorHAnsi"/>
+        </w:rPr>
+        <w:t>D</w:t>
+      </w:r>
+      <w:r>
+        <w:rPr>
+          <w:rFonts w:cstheme="majorHAnsi"/>
+        </w:rPr>
+        <w:t>o you prefer</w:t>
+      </w:r>
+      <w:r>
+        <w:rPr>
+          <w:rFonts w:cstheme="majorHAnsi"/>
+        </w:rPr>
+        <w:t xml:space="preserve"> different </w:t>
+      </w:r>
+      <w:r>
+        <w:rPr>
+          <w:rFonts w:cstheme="majorHAnsi"/>
+        </w:rPr>
+        <w:t xml:space="preserve">kinds of music </w:t>
+      </w:r>
+      <w:r>
+        <w:rPr>
+          <w:rFonts w:cstheme="majorHAnsi"/>
+        </w:rPr>
+        <w:t>during</w:t>
+      </w:r>
+      <w:r>
+        <w:rPr>
+          <w:rFonts w:cstheme="majorHAnsi"/>
+        </w:rPr>
+        <w:t xml:space="preserve"> different </w:t>
+      </w:r>
+      <w:r>
+        <w:rPr>
+          <w:rFonts w:cstheme="majorHAnsi"/>
+        </w:rPr>
+        <w:t>situations?</w:t>
+      </w:r>
+      <w:r>
+        <w:rPr>
+          <w:rFonts w:cstheme="majorHAnsi"/>
+        </w:rPr>
+        <w:t xml:space="preserve"> </w:t>
+      </w:r>
+      <w:r>
+        <w:rPr>
+          <w:color w:val="FF0000"/>
+        </w:rPr>
+        <w:t>*</w:t>
+      </w:r>
+    </w:p>
+    <w:p>
+      <w:pPr>
+        <w:pStyle w:val="Heading3"/>
+        <w:ind w:left="1800"/>
+      </w:pPr>
+      <w:r>
+        <w:t>Part A</w:t>
+      </w:r>
+    </w:p>
+    <w:p>
+      <w:pPr>
+        <w:numPr>
+          <w:ilvl w:val="2"/>
+          <w:numId w:val="2"/>
+        </w:numPr>
+        <w:tabs>
+          <w:tab w:val="clear" w:pos="2160"/>
+          <w:tab w:val="num" w:pos="2520"/>
+        </w:tabs>
+        <w:spacing w:before="100" w:beforeAutospacing="1" w:after="100" w:afterAutospacing="1" w:line="240" w:lineRule="auto"/>
+        <w:ind w:left="2520"/>
+        <w:jc w:val="both"/>
+        <w:rPr>
+          <w:rFonts w:asciiTheme="majorHAnsi" w:hAnsiTheme="majorHAnsi" w:cstheme="majorHAnsi"/>
+        </w:rPr>
+      </w:pPr>
+      <w:r>
+        <w:rPr>
+          <w:rFonts w:asciiTheme="majorHAnsi" w:hAnsiTheme="majorHAnsi" w:cstheme="majorHAnsi"/>
+        </w:rPr>
+        <w:t>1 = Strongly Disagree</w:t>
+      </w:r>
+    </w:p>
+    <w:p>
+      <w:pPr>
+        <w:numPr>
+          <w:ilvl w:val="2"/>
+          <w:numId w:val="2"/>
+        </w:numPr>
+        <w:tabs>
+          <w:tab w:val="clear" w:pos="2160"/>
+          <w:tab w:val="num" w:pos="2520"/>
+        </w:tabs>
+        <w:spacing w:before="100" w:beforeAutospacing="1" w:after="100" w:afterAutospacing="1" w:line="240" w:lineRule="auto"/>
+        <w:ind w:left="2520"/>
+        <w:jc w:val="both"/>
+        <w:rPr>
+          <w:rFonts w:asciiTheme="majorHAnsi" w:hAnsiTheme="majorHAnsi" w:cstheme="majorHAnsi"/>
+        </w:rPr>
+      </w:pPr>
+      <w:r>
+        <w:rPr>
+          <w:rFonts w:asciiTheme="majorHAnsi" w:hAnsiTheme="majorHAnsi" w:cstheme="majorHAnsi"/>
+        </w:rPr>
+        <w:t>…</w:t>
+      </w:r>
+    </w:p>
+    <w:p>
+      <w:pPr>
+        <w:numPr>
+          <w:ilvl w:val="2"/>
+          <w:numId w:val="2"/>
+        </w:numPr>
+        <w:tabs>
+          <w:tab w:val="clear" w:pos="2160"/>
+          <w:tab w:val="num" w:pos="2520"/>
+        </w:tabs>
+        <w:spacing w:before="100" w:beforeAutospacing="1" w:after="100" w:afterAutospacing="1" w:line="240" w:lineRule="auto"/>
+        <w:ind w:left="2520"/>
+        <w:jc w:val="both"/>
+        <w:rPr>
+          <w:rFonts w:asciiTheme="majorHAnsi" w:hAnsiTheme="majorHAnsi" w:cstheme="majorHAnsi"/>
+        </w:rPr>
+      </w:pPr>
+      <w:r>
+        <w:rPr>
+          <w:rFonts w:asciiTheme="majorHAnsi" w:hAnsiTheme="majorHAnsi" w:cstheme="majorHAnsi"/>
+        </w:rPr>
+        <w:t>5 = Strongly Agree</w:t>
+      </w:r>
+    </w:p>
+    <w:p>
+      <w:pPr>
+        <w:pStyle w:val="Heading3"/>
+        <w:ind w:left="1800"/>
+      </w:pPr>
+      <w:r>
+        <w:t>Part B</w:t>
+      </w:r>
+    </w:p>
+    <w:p>
+      <w:pPr>
+        <w:pStyle w:val="NormalWeb"/>
+        <w:ind w:left="1440" w:firstLine="720"/>
+        <w:jc w:val="both"/>
+        <w:rPr>
+          <w:rFonts w:asciiTheme="majorHAnsi" w:hAnsiTheme="majorHAnsi" w:cstheme="majorHAnsi"/>
+          <w:sz w:val="22"/>
+        </w:rPr>
+      </w:pPr>
+      <w:r>
+        <w:rPr>
+          <w:rFonts w:asciiTheme="majorHAnsi" w:hAnsiTheme="majorHAnsi" w:cstheme="majorHAnsi"/>
+          <w:sz w:val="22"/>
+        </w:rPr>
+        <w:t>Could you briefly explain your answer</w:t>
+      </w:r>
+      <w:r>
+        <w:rPr>
+          <w:rFonts w:asciiTheme="majorHAnsi" w:hAnsiTheme="majorHAnsi" w:cstheme="majorHAnsi"/>
+          <w:sz w:val="22"/>
+        </w:rPr>
+        <w:t>?</w:t>
+      </w:r>
+      <w:r>
+        <w:rPr>
+          <w:rFonts w:asciiTheme="majorHAnsi" w:hAnsiTheme="majorHAnsi" w:cstheme="majorHAnsi"/>
+          <w:sz w:val="22"/>
+        </w:rPr>
+        <w:t xml:space="preserve"> </w:t>
       </w:r>
       <w:r>
         <w:rPr>
@@ -2180,7 +2738,196 @@
           <w:i/>
           <w:sz w:val="22"/>
         </w:rPr>
-        <w:t xml:space="preserve">. </w:t>
+        <w:t>(Short text. Optional)</w:t>
+      </w:r>
+    </w:p>
+    <w:p>
+      <w:pPr>
+        <w:pStyle w:val="Heading2"/>
+        <w:numPr>
+          <w:ilvl w:val="0"/>
+          <w:numId w:val="8"/>
+        </w:numPr>
+        <w:spacing w:after="240"/>
+        <w:jc w:val="both"/>
+        <w:rPr>
+          <w:rFonts w:cstheme="majorHAnsi"/>
+        </w:rPr>
+      </w:pPr>
+      <w:r>
+        <w:rPr>
+          <w:rFonts w:cstheme="majorHAnsi"/>
+        </w:rPr>
+        <w:t xml:space="preserve">Can </w:t>
+      </w:r>
+      <w:r>
+        <w:rPr>
+          <w:rFonts w:cstheme="majorHAnsi"/>
+        </w:rPr>
+        <w:t>meaningful conversations</w:t>
+      </w:r>
+      <w:r>
+        <w:rPr>
+          <w:rFonts w:cstheme="majorHAnsi"/>
+        </w:rPr>
+        <w:t xml:space="preserve"> help you</w:t>
+      </w:r>
+      <w:r>
+        <w:rPr>
+          <w:rFonts w:cstheme="majorHAnsi"/>
+        </w:rPr>
+        <w:t xml:space="preserve"> better</w:t>
+      </w:r>
+      <w:r>
+        <w:rPr>
+          <w:rFonts w:cstheme="majorHAnsi"/>
+        </w:rPr>
+        <w:t xml:space="preserve"> </w:t>
+      </w:r>
+      <w:r>
+        <w:rPr>
+          <w:rFonts w:cstheme="majorHAnsi"/>
+        </w:rPr>
+        <w:t>understand</w:t>
+      </w:r>
+      <w:r>
+        <w:rPr>
+          <w:rFonts w:cstheme="majorHAnsi"/>
+        </w:rPr>
+        <w:t xml:space="preserve"> your thoughts and emotions? </w:t>
+      </w:r>
+      <w:r>
+        <w:rPr>
+          <w:rFonts w:cstheme="majorHAnsi"/>
+          <w:color w:val="FF0000"/>
+        </w:rPr>
+        <w:t>*</w:t>
+      </w:r>
+    </w:p>
+    <w:p>
+      <w:pPr>
+        <w:pStyle w:val="Heading3"/>
+        <w:ind w:left="1800"/>
+      </w:pPr>
+      <w:r>
+        <w:t>Part A</w:t>
+      </w:r>
+      <w:r>
+        <w:t xml:space="preserve"> </w:t>
+      </w:r>
+    </w:p>
+    <w:p>
+      <w:pPr>
+        <w:numPr>
+          <w:ilvl w:val="2"/>
+          <w:numId w:val="2"/>
+        </w:numPr>
+        <w:tabs>
+          <w:tab w:val="clear" w:pos="2160"/>
+          <w:tab w:val="num" w:pos="2520"/>
+        </w:tabs>
+        <w:spacing w:before="100" w:beforeAutospacing="1" w:after="100" w:afterAutospacing="1" w:line="240" w:lineRule="auto"/>
+        <w:ind w:left="2520"/>
+        <w:jc w:val="both"/>
+        <w:rPr>
+          <w:rFonts w:asciiTheme="majorHAnsi" w:hAnsiTheme="majorHAnsi" w:cstheme="majorHAnsi"/>
+        </w:rPr>
+      </w:pPr>
+      <w:r>
+        <w:rPr>
+          <w:rFonts w:asciiTheme="majorHAnsi" w:hAnsiTheme="majorHAnsi" w:cstheme="majorHAnsi"/>
+        </w:rPr>
+        <w:t>1 = Strongly Disagree</w:t>
+      </w:r>
+    </w:p>
+    <w:p>
+      <w:pPr>
+        <w:numPr>
+          <w:ilvl w:val="2"/>
+          <w:numId w:val="2"/>
+        </w:numPr>
+        <w:tabs>
+          <w:tab w:val="clear" w:pos="2160"/>
+          <w:tab w:val="num" w:pos="2520"/>
+        </w:tabs>
+        <w:spacing w:before="100" w:beforeAutospacing="1" w:after="100" w:afterAutospacing="1" w:line="240" w:lineRule="auto"/>
+        <w:ind w:left="2520"/>
+        <w:jc w:val="both"/>
+        <w:rPr>
+          <w:rFonts w:asciiTheme="majorHAnsi" w:hAnsiTheme="majorHAnsi" w:cstheme="majorHAnsi"/>
+        </w:rPr>
+      </w:pPr>
+      <w:r>
+        <w:rPr>
+          <w:rFonts w:asciiTheme="majorHAnsi" w:hAnsiTheme="majorHAnsi" w:cstheme="majorHAnsi"/>
+        </w:rPr>
+        <w:t>…</w:t>
+      </w:r>
+    </w:p>
+    <w:p>
+      <w:pPr>
+        <w:numPr>
+          <w:ilvl w:val="2"/>
+          <w:numId w:val="2"/>
+        </w:numPr>
+        <w:tabs>
+          <w:tab w:val="clear" w:pos="2160"/>
+          <w:tab w:val="num" w:pos="2520"/>
+        </w:tabs>
+        <w:spacing w:before="100" w:beforeAutospacing="1" w:after="100" w:afterAutospacing="1" w:line="240" w:lineRule="auto"/>
+        <w:ind w:left="2520"/>
+        <w:jc w:val="both"/>
+        <w:rPr>
+          <w:rFonts w:asciiTheme="majorHAnsi" w:hAnsiTheme="majorHAnsi" w:cstheme="majorHAnsi"/>
+        </w:rPr>
+      </w:pPr>
+      <w:r>
+        <w:rPr>
+          <w:rFonts w:asciiTheme="majorHAnsi" w:hAnsiTheme="majorHAnsi" w:cstheme="majorHAnsi"/>
+        </w:rPr>
+        <w:t>5 = Strongly Agree</w:t>
+      </w:r>
+    </w:p>
+    <w:p>
+      <w:pPr>
+        <w:pStyle w:val="Heading3"/>
+        <w:ind w:left="1800"/>
+      </w:pPr>
+      <w:r>
+        <w:lastRenderedPageBreak/>
+        <w:t>Part B</w:t>
+      </w:r>
+    </w:p>
+    <w:p>
+      <w:pPr>
+        <w:pStyle w:val="NormalWeb"/>
+        <w:ind w:left="1440" w:firstLine="720"/>
+        <w:jc w:val="both"/>
+        <w:rPr>
+          <w:rFonts w:asciiTheme="majorHAnsi" w:hAnsiTheme="majorHAnsi" w:cstheme="majorHAnsi"/>
+          <w:sz w:val="22"/>
+        </w:rPr>
+      </w:pPr>
+      <w:r>
+        <w:rPr>
+          <w:rFonts w:asciiTheme="majorHAnsi" w:hAnsiTheme="majorHAnsi" w:cstheme="majorHAnsi"/>
+          <w:sz w:val="22"/>
+        </w:rPr>
+        <w:t>Could you briefly explain your answer</w:t>
+      </w:r>
+      <w:r>
+        <w:rPr>
+          <w:rFonts w:asciiTheme="majorHAnsi" w:hAnsiTheme="majorHAnsi" w:cstheme="majorHAnsi"/>
+          <w:sz w:val="22"/>
+        </w:rPr>
+        <w:t>?</w:t>
+      </w:r>
+      <w:r>
+        <w:rPr>
+          <w:rFonts w:asciiTheme="majorHAnsi" w:hAnsiTheme="majorHAnsi" w:cstheme="majorHAnsi"/>
+          <w:sz w:val="22"/>
+        </w:rPr>
+        <w:t xml:space="preserve"> </w:t>
       </w:r>
       <w:r>
         <w:rPr>
@@ -2188,7 +2935,7 @@
           <w:i/>
           <w:sz w:val="22"/>
         </w:rPr>
-        <w:t>Optional)</w:t>
+        <w:t>(Short text. Optional)</w:t>
       </w:r>
     </w:p>
     <w:p>
@@ -2208,49 +2955,49 @@
         <w:rPr>
           <w:rFonts w:cstheme="majorHAnsi"/>
         </w:rPr>
-        <w:t>Can</w:t>
-      </w:r>
-      <w:r>
-        <w:rPr>
-          <w:rFonts w:cstheme="majorHAnsi"/>
-        </w:rPr>
-        <w:t xml:space="preserve"> music </w:t>
-      </w:r>
-      <w:r>
-        <w:rPr>
-          <w:rFonts w:cstheme="majorHAnsi"/>
-        </w:rPr>
-        <w:t>pos</w:t>
-      </w:r>
-      <w:r>
-        <w:rPr>
-          <w:rFonts w:cstheme="majorHAnsi"/>
-        </w:rPr>
-        <w:t xml:space="preserve">itively influence </w:t>
-      </w:r>
-      <w:r>
-        <w:rPr>
-          <w:rFonts w:cstheme="majorHAnsi"/>
-        </w:rPr>
-        <w:t>y</w:t>
-      </w:r>
-      <w:r>
-        <w:rPr>
-          <w:rFonts w:cstheme="majorHAnsi"/>
-        </w:rPr>
-        <w:t>our</w:t>
-      </w:r>
-      <w:r>
-        <w:rPr>
-          <w:rFonts w:cstheme="majorHAnsi"/>
-        </w:rPr>
-        <w:t xml:space="preserve"> wellbeing over long </w:t>
-      </w:r>
-      <w:r>
-        <w:rPr>
-          <w:rFonts w:cstheme="majorHAnsi"/>
-        </w:rPr>
-        <w:t>term</w:t>
+        <w:t>Do you</w:t>
+      </w:r>
+      <w:r>
+        <w:rPr>
+          <w:rFonts w:cstheme="majorHAnsi"/>
+        </w:rPr>
+        <w:t xml:space="preserve"> </w:t>
+      </w:r>
+      <w:r>
+        <w:rPr>
+          <w:rFonts w:cstheme="majorHAnsi"/>
+        </w:rPr>
+        <w:t>wish you</w:t>
+      </w:r>
+      <w:r>
+        <w:rPr>
+          <w:rFonts w:cstheme="majorHAnsi"/>
+        </w:rPr>
+        <w:t xml:space="preserve"> </w:t>
+      </w:r>
+      <w:r>
+        <w:rPr>
+          <w:rFonts w:cstheme="majorHAnsi"/>
+        </w:rPr>
+        <w:t>had someone available whenever</w:t>
+      </w:r>
+      <w:r>
+        <w:rPr>
+          <w:rFonts w:cstheme="majorHAnsi"/>
+        </w:rPr>
+        <w:t xml:space="preserve"> </w:t>
+      </w:r>
+      <w:r>
+        <w:rPr>
+          <w:rFonts w:cstheme="majorHAnsi"/>
+        </w:rPr>
+        <w:t xml:space="preserve">you </w:t>
+      </w:r>
+      <w:r>
+        <w:rPr>
+          <w:rFonts w:cstheme="majorHAnsi"/>
+        </w:rPr>
+        <w:t>wanted to talk</w:t>
       </w:r>
       <w:r>
         <w:rPr>
@@ -2415,61 +3162,25 @@
         <w:rPr>
           <w:rFonts w:cstheme="majorHAnsi"/>
         </w:rPr>
-        <w:t>D</w:t>
-      </w:r>
-      <w:r>
-        <w:rPr>
-          <w:rFonts w:cstheme="majorHAnsi"/>
-        </w:rPr>
-        <w:t>o you prefer</w:t>
-      </w:r>
-      <w:r>
-        <w:rPr>
-          <w:rFonts w:cstheme="majorHAnsi"/>
-        </w:rPr>
-        <w:t xml:space="preserve"> different </w:t>
-      </w:r>
-      <w:r>
-        <w:rPr>
-          <w:rFonts w:cstheme="majorHAnsi"/>
-        </w:rPr>
-        <w:t>kinds of music</w:t>
-      </w:r>
-      <w:r>
-        <w:rPr>
-          <w:rFonts w:cstheme="majorHAnsi"/>
-        </w:rPr>
-        <w:t xml:space="preserve"> </w:t>
-      </w:r>
-      <w:r>
-        <w:rPr>
-          <w:rFonts w:cstheme="majorHAnsi"/>
-        </w:rPr>
-        <w:t>during</w:t>
-      </w:r>
-      <w:r>
-        <w:rPr>
-          <w:rFonts w:cstheme="majorHAnsi"/>
-        </w:rPr>
-        <w:t xml:space="preserve"> different </w:t>
-      </w:r>
-      <w:r>
-        <w:rPr>
-          <w:rFonts w:cstheme="majorHAnsi"/>
-        </w:rPr>
-        <w:t>situations?</w:t>
-      </w:r>
-      <w:r>
-        <w:rPr>
-          <w:rFonts w:cstheme="majorHAnsi"/>
-        </w:rPr>
-        <w:t xml:space="preserve"> </w:t>
+        <w:t>Do you think that m</w:t>
+      </w:r>
+      <w:r>
+        <w:rPr>
+          <w:rFonts w:cstheme="majorHAnsi"/>
+        </w:rPr>
+        <w:t>usic and conversations together could be more help</w:t>
+      </w:r>
+      <w:r>
+        <w:rPr>
+          <w:rFonts w:cstheme="majorHAnsi"/>
+        </w:rPr>
+        <w:t>ful than either one alone?</w:t>
       </w:r>
       <w:r>
         <w:rPr>
           <w:color w:val="FF0000"/>
         </w:rPr>
-        <w:t>*</w:t>
+        <w:t xml:space="preserve"> *</w:t>
       </w:r>
     </w:p>
     <w:p>
@@ -2480,6 +3191,9 @@
       <w:r>
         <w:t>Part A</w:t>
       </w:r>
+      <w:r>
+        <w:t xml:space="preserve"> </w:t>
+      </w:r>
     </w:p>
     <w:p>
       <w:pPr>
@@ -2619,50 +3333,91 @@
         <w:rPr>
           <w:rFonts w:cstheme="majorHAnsi"/>
         </w:rPr>
-        <w:t xml:space="preserve">Can </w:t>
-      </w:r>
-      <w:r>
-        <w:rPr>
-          <w:rFonts w:cstheme="majorHAnsi"/>
-        </w:rPr>
-        <w:t>meaningful conversations</w:t>
-      </w:r>
-      <w:r>
-        <w:rPr>
-          <w:rFonts w:cstheme="majorHAnsi"/>
-        </w:rPr>
-        <w:t xml:space="preserve"> help you</w:t>
-      </w:r>
-      <w:r>
-        <w:rPr>
-          <w:rFonts w:cstheme="majorHAnsi"/>
-        </w:rPr>
-        <w:t xml:space="preserve"> better</w:t>
-      </w:r>
-      <w:r>
-        <w:rPr>
-          <w:rFonts w:cstheme="majorHAnsi"/>
-        </w:rPr>
-        <w:t xml:space="preserve"> </w:t>
-      </w:r>
-      <w:r>
-        <w:rPr>
-          <w:rFonts w:cstheme="majorHAnsi"/>
-        </w:rPr>
-        <w:t>understand</w:t>
-      </w:r>
-      <w:r>
-        <w:rPr>
-          <w:rFonts w:cstheme="majorHAnsi"/>
-        </w:rPr>
-        <w:t xml:space="preserve"> your thoughts and emotions? </w:t>
-      </w:r>
-      <w:r>
-        <w:rPr>
-          <w:rFonts w:cstheme="majorHAnsi"/>
+        <w:t>W</w:t>
+      </w:r>
+      <w:r>
+        <w:rPr>
+          <w:rFonts w:cstheme="majorHAnsi"/>
+        </w:rPr>
+        <w:t xml:space="preserve">ould </w:t>
+      </w:r>
+      <w:r>
+        <w:rPr>
+          <w:rFonts w:cstheme="majorHAnsi"/>
+        </w:rPr>
+        <w:t xml:space="preserve">you </w:t>
+      </w:r>
+      <w:r>
+        <w:rPr>
+          <w:rFonts w:cstheme="majorHAnsi"/>
+        </w:rPr>
+        <w:t xml:space="preserve">be comfortable having </w:t>
+      </w:r>
+      <w:r>
+        <w:rPr>
+          <w:rFonts w:cstheme="majorHAnsi"/>
+        </w:rPr>
+        <w:t>ongoing</w:t>
+      </w:r>
+      <w:r>
+        <w:rPr>
+          <w:rFonts w:cstheme="majorHAnsi"/>
+        </w:rPr>
+        <w:t xml:space="preserve"> conversations with a digital assista</w:t>
+      </w:r>
+      <w:r>
+        <w:rPr>
+          <w:rFonts w:cstheme="majorHAnsi"/>
+        </w:rPr>
+        <w:t xml:space="preserve">nt </w:t>
+      </w:r>
+      <w:r>
+        <w:rPr>
+          <w:rFonts w:cstheme="majorHAnsi"/>
+        </w:rPr>
+        <w:t>that learns about</w:t>
+      </w:r>
+      <w:r>
+        <w:rPr>
+          <w:rFonts w:cstheme="majorHAnsi"/>
+        </w:rPr>
+        <w:t xml:space="preserve"> you</w:t>
+      </w:r>
+      <w:r>
+        <w:rPr>
+          <w:rFonts w:cstheme="majorHAnsi"/>
+        </w:rPr>
+        <w:t xml:space="preserve"> and </w:t>
+      </w:r>
+      <w:r>
+        <w:rPr>
+          <w:rFonts w:cstheme="majorHAnsi"/>
+        </w:rPr>
+        <w:t xml:space="preserve">while </w:t>
+      </w:r>
+      <w:r>
+        <w:rPr>
+          <w:rFonts w:cstheme="majorHAnsi"/>
+        </w:rPr>
+        <w:t>re</w:t>
+      </w:r>
+      <w:r>
+        <w:rPr>
+          <w:rFonts w:cstheme="majorHAnsi"/>
+        </w:rPr>
+        <w:t>specting</w:t>
+      </w:r>
+      <w:r>
+        <w:rPr>
+          <w:rFonts w:cstheme="majorHAnsi"/>
+        </w:rPr>
+        <w:t xml:space="preserve"> your privacy?</w:t>
+      </w:r>
+      <w:r>
+        <w:rPr>
           <w:color w:val="FF0000"/>
         </w:rPr>
-        <w:t>*</w:t>
+        <w:t xml:space="preserve"> *</w:t>
       </w:r>
     </w:p>
     <w:p>
@@ -2755,7 +3510,6 @@
         <w:ind w:left="1800"/>
       </w:pPr>
       <w:r>
-        <w:lastRenderedPageBreak/>
         <w:t>Part B</w:t>
       </w:r>
     </w:p>
@@ -2813,58 +3567,7 @@
         </w:rPr>
       </w:pPr>
       <w:r>
-        <w:rPr>
-          <w:rFonts w:cstheme="majorHAnsi"/>
-        </w:rPr>
-        <w:t>Do you</w:t>
-      </w:r>
-      <w:r>
-        <w:rPr>
-          <w:rFonts w:cstheme="majorHAnsi"/>
-        </w:rPr>
-        <w:t xml:space="preserve"> </w:t>
-      </w:r>
-      <w:r>
-        <w:rPr>
-          <w:rFonts w:cstheme="majorHAnsi"/>
-        </w:rPr>
-        <w:t>wish you</w:t>
-      </w:r>
-      <w:r>
-        <w:rPr>
-          <w:rFonts w:cstheme="majorHAnsi"/>
-        </w:rPr>
-        <w:t xml:space="preserve"> </w:t>
-      </w:r>
-      <w:r>
-        <w:rPr>
-          <w:rFonts w:cstheme="majorHAnsi"/>
-        </w:rPr>
-        <w:t>had someone available whenever</w:t>
-      </w:r>
-      <w:r>
-        <w:rPr>
-          <w:rFonts w:cstheme="majorHAnsi"/>
-        </w:rPr>
-        <w:t xml:space="preserve"> </w:t>
-      </w:r>
-      <w:r>
-        <w:rPr>
-          <w:rFonts w:cstheme="majorHAnsi"/>
-        </w:rPr>
-        <w:t xml:space="preserve">you </w:t>
-      </w:r>
-      <w:r>
-        <w:rPr>
-          <w:rFonts w:cstheme="majorHAnsi"/>
-        </w:rPr>
-        <w:t>wanted to talk</w:t>
-      </w:r>
-      <w:r>
-        <w:rPr>
-          <w:rFonts w:cstheme="majorHAnsi"/>
-        </w:rPr>
-        <w:t>?</w:t>
+        <w:t>Would you regularly use a service that personalized music and conversations to support your wellbeing?</w:t>
       </w:r>
       <w:r>
         <w:rPr>
@@ -2881,9 +3584,6 @@
       <w:r>
         <w:t>Part A</w:t>
       </w:r>
-      <w:r>
-        <w:t xml:space="preserve"> </w:t>
-      </w:r>
     </w:p>
     <w:p>
       <w:pPr>
@@ -2930,6 +3630,7 @@
         <w:rPr>
           <w:rFonts w:asciiTheme="majorHAnsi" w:hAnsiTheme="majorHAnsi" w:cstheme="majorHAnsi"/>
         </w:rPr>
+        <w:lastRenderedPageBreak/>
         <w:t>…</w:t>
       </w:r>
     </w:p>
@@ -3005,568 +3706,6 @@
         </w:rPr>
         <w:t>(Short text. Optional)</w:t>
       </w:r>
-    </w:p>
-    <w:p>
-      <w:pPr>
-        <w:pStyle w:val="Heading2"/>
-        <w:numPr>
-          <w:ilvl w:val="0"/>
-          <w:numId w:val="8"/>
-        </w:numPr>
-        <w:spacing w:after="240"/>
-        <w:jc w:val="both"/>
-        <w:rPr>
-          <w:rFonts w:cstheme="majorHAnsi"/>
-        </w:rPr>
-      </w:pPr>
-      <w:r>
-        <w:rPr>
-          <w:rFonts w:cstheme="majorHAnsi"/>
-        </w:rPr>
-        <w:t>Do you think that m</w:t>
-      </w:r>
-      <w:r>
-        <w:rPr>
-          <w:rFonts w:cstheme="majorHAnsi"/>
-        </w:rPr>
-        <w:t>usic and conversations together could be more help</w:t>
-      </w:r>
-      <w:r>
-        <w:rPr>
-          <w:rFonts w:cstheme="majorHAnsi"/>
-        </w:rPr>
-        <w:t>ful than either one alone?</w:t>
-      </w:r>
-      <w:r>
-        <w:rPr>
-          <w:color w:val="FF0000"/>
-        </w:rPr>
-        <w:t xml:space="preserve"> *</w:t>
-      </w:r>
-    </w:p>
-    <w:p>
-      <w:pPr>
-        <w:pStyle w:val="Heading3"/>
-        <w:ind w:left="1800"/>
-      </w:pPr>
-      <w:r>
-        <w:t>Part A</w:t>
-      </w:r>
-      <w:r>
-        <w:t xml:space="preserve"> </w:t>
-      </w:r>
-    </w:p>
-    <w:p>
-      <w:pPr>
-        <w:numPr>
-          <w:ilvl w:val="2"/>
-          <w:numId w:val="2"/>
-        </w:numPr>
-        <w:tabs>
-          <w:tab w:val="clear" w:pos="2160"/>
-          <w:tab w:val="num" w:pos="2520"/>
-        </w:tabs>
-        <w:spacing w:before="100" w:beforeAutospacing="1" w:after="100" w:afterAutospacing="1" w:line="240" w:lineRule="auto"/>
-        <w:ind w:left="2520"/>
-        <w:jc w:val="both"/>
-        <w:rPr>
-          <w:rFonts w:asciiTheme="majorHAnsi" w:hAnsiTheme="majorHAnsi" w:cstheme="majorHAnsi"/>
-        </w:rPr>
-      </w:pPr>
-      <w:r>
-        <w:rPr>
-          <w:rFonts w:asciiTheme="majorHAnsi" w:hAnsiTheme="majorHAnsi" w:cstheme="majorHAnsi"/>
-        </w:rPr>
-        <w:t>1 = Strongly Disagree</w:t>
-      </w:r>
-    </w:p>
-    <w:p>
-      <w:pPr>
-        <w:numPr>
-          <w:ilvl w:val="2"/>
-          <w:numId w:val="2"/>
-        </w:numPr>
-        <w:tabs>
-          <w:tab w:val="clear" w:pos="2160"/>
-          <w:tab w:val="num" w:pos="2520"/>
-        </w:tabs>
-        <w:spacing w:before="100" w:beforeAutospacing="1" w:after="100" w:afterAutospacing="1" w:line="240" w:lineRule="auto"/>
-        <w:ind w:left="2520"/>
-        <w:jc w:val="both"/>
-        <w:rPr>
-          <w:rFonts w:asciiTheme="majorHAnsi" w:hAnsiTheme="majorHAnsi" w:cstheme="majorHAnsi"/>
-        </w:rPr>
-      </w:pPr>
-      <w:r>
-        <w:rPr>
-          <w:rFonts w:asciiTheme="majorHAnsi" w:hAnsiTheme="majorHAnsi" w:cstheme="majorHAnsi"/>
-        </w:rPr>
-        <w:t>…</w:t>
-      </w:r>
-    </w:p>
-    <w:p>
-      <w:pPr>
-        <w:numPr>
-          <w:ilvl w:val="2"/>
-          <w:numId w:val="2"/>
-        </w:numPr>
-        <w:tabs>
-          <w:tab w:val="clear" w:pos="2160"/>
-          <w:tab w:val="num" w:pos="2520"/>
-        </w:tabs>
-        <w:spacing w:before="100" w:beforeAutospacing="1" w:after="100" w:afterAutospacing="1" w:line="240" w:lineRule="auto"/>
-        <w:ind w:left="2520"/>
-        <w:jc w:val="both"/>
-        <w:rPr>
-          <w:rFonts w:asciiTheme="majorHAnsi" w:hAnsiTheme="majorHAnsi" w:cstheme="majorHAnsi"/>
-        </w:rPr>
-      </w:pPr>
-      <w:r>
-        <w:rPr>
-          <w:rFonts w:asciiTheme="majorHAnsi" w:hAnsiTheme="majorHAnsi" w:cstheme="majorHAnsi"/>
-        </w:rPr>
-        <w:t>5 = Strongly Agree</w:t>
-      </w:r>
-    </w:p>
-    <w:p>
-      <w:pPr>
-        <w:pStyle w:val="Heading3"/>
-        <w:ind w:left="1800"/>
-      </w:pPr>
-      <w:r>
-        <w:t>Part B</w:t>
-      </w:r>
-    </w:p>
-    <w:p>
-      <w:pPr>
-        <w:pStyle w:val="NormalWeb"/>
-        <w:ind w:left="1440" w:firstLine="720"/>
-        <w:jc w:val="both"/>
-        <w:rPr>
-          <w:rFonts w:asciiTheme="majorHAnsi" w:hAnsiTheme="majorHAnsi" w:cstheme="majorHAnsi"/>
-          <w:sz w:val="22"/>
-        </w:rPr>
-      </w:pPr>
-      <w:r>
-        <w:rPr>
-          <w:rFonts w:asciiTheme="majorHAnsi" w:hAnsiTheme="majorHAnsi" w:cstheme="majorHAnsi"/>
-          <w:sz w:val="22"/>
-        </w:rPr>
-        <w:t>Could you briefly explain your answer</w:t>
-      </w:r>
-      <w:r>
-        <w:rPr>
-          <w:rFonts w:asciiTheme="majorHAnsi" w:hAnsiTheme="majorHAnsi" w:cstheme="majorHAnsi"/>
-          <w:sz w:val="22"/>
-        </w:rPr>
-        <w:t>?</w:t>
-      </w:r>
-      <w:r>
-        <w:rPr>
-          <w:rFonts w:asciiTheme="majorHAnsi" w:hAnsiTheme="majorHAnsi" w:cstheme="majorHAnsi"/>
-          <w:sz w:val="22"/>
-        </w:rPr>
-        <w:t xml:space="preserve"> </w:t>
-      </w:r>
-      <w:r>
-        <w:rPr>
-          <w:rFonts w:asciiTheme="majorHAnsi" w:hAnsiTheme="majorHAnsi" w:cstheme="majorHAnsi"/>
-          <w:i/>
-          <w:sz w:val="22"/>
-        </w:rPr>
-        <w:t>(Short text. Optional)</w:t>
-      </w:r>
-    </w:p>
-    <w:p>
-      <w:pPr>
-        <w:pStyle w:val="Heading2"/>
-        <w:numPr>
-          <w:ilvl w:val="0"/>
-          <w:numId w:val="8"/>
-        </w:numPr>
-        <w:spacing w:after="240"/>
-        <w:jc w:val="both"/>
-        <w:rPr>
-          <w:rFonts w:cstheme="majorHAnsi"/>
-        </w:rPr>
-      </w:pPr>
-      <w:r>
-        <w:rPr>
-          <w:rFonts w:cstheme="majorHAnsi"/>
-        </w:rPr>
-        <w:t>W</w:t>
-      </w:r>
-      <w:r>
-        <w:rPr>
-          <w:rFonts w:cstheme="majorHAnsi"/>
-        </w:rPr>
-        <w:t xml:space="preserve">ould </w:t>
-      </w:r>
-      <w:r>
-        <w:rPr>
-          <w:rFonts w:cstheme="majorHAnsi"/>
-        </w:rPr>
-        <w:t xml:space="preserve">you </w:t>
-      </w:r>
-      <w:r>
-        <w:rPr>
-          <w:rFonts w:cstheme="majorHAnsi"/>
-        </w:rPr>
-        <w:t xml:space="preserve">be comfortable having </w:t>
-      </w:r>
-      <w:r>
-        <w:rPr>
-          <w:rFonts w:cstheme="majorHAnsi"/>
-        </w:rPr>
-        <w:t>ongoing</w:t>
-      </w:r>
-      <w:r>
-        <w:rPr>
-          <w:rFonts w:cstheme="majorHAnsi"/>
-        </w:rPr>
-        <w:t xml:space="preserve"> conversations with a digital assista</w:t>
-      </w:r>
-      <w:r>
-        <w:rPr>
-          <w:rFonts w:cstheme="majorHAnsi"/>
-        </w:rPr>
-        <w:t xml:space="preserve">nt </w:t>
-      </w:r>
-      <w:r>
-        <w:rPr>
-          <w:rFonts w:cstheme="majorHAnsi"/>
-        </w:rPr>
-        <w:t>that learns about</w:t>
-      </w:r>
-      <w:r>
-        <w:rPr>
-          <w:rFonts w:cstheme="majorHAnsi"/>
-        </w:rPr>
-        <w:t xml:space="preserve"> you</w:t>
-      </w:r>
-      <w:r>
-        <w:rPr>
-          <w:rFonts w:cstheme="majorHAnsi"/>
-        </w:rPr>
-        <w:t xml:space="preserve"> and </w:t>
-      </w:r>
-      <w:r>
-        <w:rPr>
-          <w:rFonts w:cstheme="majorHAnsi"/>
-        </w:rPr>
-        <w:t xml:space="preserve">while </w:t>
-      </w:r>
-      <w:r>
-        <w:rPr>
-          <w:rFonts w:cstheme="majorHAnsi"/>
-        </w:rPr>
-        <w:t>re</w:t>
-      </w:r>
-      <w:r>
-        <w:rPr>
-          <w:rFonts w:cstheme="majorHAnsi"/>
-        </w:rPr>
-        <w:t>specting</w:t>
-      </w:r>
-      <w:r>
-        <w:rPr>
-          <w:rFonts w:cstheme="majorHAnsi"/>
-        </w:rPr>
-        <w:t xml:space="preserve"> your privacy?</w:t>
-      </w:r>
-      <w:r>
-        <w:rPr>
-          <w:color w:val="FF0000"/>
-        </w:rPr>
-        <w:t xml:space="preserve"> *</w:t>
-      </w:r>
-    </w:p>
-    <w:p>
-      <w:pPr>
-        <w:pStyle w:val="Heading3"/>
-        <w:ind w:left="1800"/>
-      </w:pPr>
-      <w:r>
-        <w:t>Part A</w:t>
-      </w:r>
-      <w:r>
-        <w:t xml:space="preserve"> </w:t>
-      </w:r>
-    </w:p>
-    <w:p>
-      <w:pPr>
-        <w:numPr>
-          <w:ilvl w:val="2"/>
-          <w:numId w:val="2"/>
-        </w:numPr>
-        <w:tabs>
-          <w:tab w:val="clear" w:pos="2160"/>
-          <w:tab w:val="num" w:pos="2520"/>
-        </w:tabs>
-        <w:spacing w:before="100" w:beforeAutospacing="1" w:after="100" w:afterAutospacing="1" w:line="240" w:lineRule="auto"/>
-        <w:ind w:left="2520"/>
-        <w:jc w:val="both"/>
-        <w:rPr>
-          <w:rFonts w:asciiTheme="majorHAnsi" w:hAnsiTheme="majorHAnsi" w:cstheme="majorHAnsi"/>
-        </w:rPr>
-      </w:pPr>
-      <w:r>
-        <w:rPr>
-          <w:rFonts w:asciiTheme="majorHAnsi" w:hAnsiTheme="majorHAnsi" w:cstheme="majorHAnsi"/>
-        </w:rPr>
-        <w:t>1 = Strongly Disagree</w:t>
-      </w:r>
-    </w:p>
-    <w:p>
-      <w:pPr>
-        <w:numPr>
-          <w:ilvl w:val="2"/>
-          <w:numId w:val="2"/>
-        </w:numPr>
-        <w:tabs>
-          <w:tab w:val="clear" w:pos="2160"/>
-          <w:tab w:val="num" w:pos="2520"/>
-        </w:tabs>
-        <w:spacing w:before="100" w:beforeAutospacing="1" w:after="100" w:afterAutospacing="1" w:line="240" w:lineRule="auto"/>
-        <w:ind w:left="2520"/>
-        <w:jc w:val="both"/>
-        <w:rPr>
-          <w:rFonts w:asciiTheme="majorHAnsi" w:hAnsiTheme="majorHAnsi" w:cstheme="majorHAnsi"/>
-        </w:rPr>
-      </w:pPr>
-      <w:r>
-        <w:rPr>
-          <w:rFonts w:asciiTheme="majorHAnsi" w:hAnsiTheme="majorHAnsi" w:cstheme="majorHAnsi"/>
-        </w:rPr>
-        <w:t>…</w:t>
-      </w:r>
-    </w:p>
-    <w:p>
-      <w:pPr>
-        <w:numPr>
-          <w:ilvl w:val="2"/>
-          <w:numId w:val="2"/>
-        </w:numPr>
-        <w:tabs>
-          <w:tab w:val="clear" w:pos="2160"/>
-          <w:tab w:val="num" w:pos="2520"/>
-        </w:tabs>
-        <w:spacing w:before="100" w:beforeAutospacing="1" w:after="100" w:afterAutospacing="1" w:line="240" w:lineRule="auto"/>
-        <w:ind w:left="2520"/>
-        <w:jc w:val="both"/>
-        <w:rPr>
-          <w:rFonts w:asciiTheme="majorHAnsi" w:hAnsiTheme="majorHAnsi" w:cstheme="majorHAnsi"/>
-        </w:rPr>
-      </w:pPr>
-      <w:r>
-        <w:rPr>
-          <w:rFonts w:asciiTheme="majorHAnsi" w:hAnsiTheme="majorHAnsi" w:cstheme="majorHAnsi"/>
-        </w:rPr>
-        <w:t>5 = Strongly Agree</w:t>
-      </w:r>
-    </w:p>
-    <w:p>
-      <w:pPr>
-        <w:pStyle w:val="Heading3"/>
-        <w:ind w:left="1800"/>
-      </w:pPr>
-      <w:r>
-        <w:t>Part B</w:t>
-      </w:r>
-    </w:p>
-    <w:p>
-      <w:pPr>
-        <w:pStyle w:val="NormalWeb"/>
-        <w:ind w:left="1440" w:firstLine="720"/>
-        <w:jc w:val="both"/>
-        <w:rPr>
-          <w:rFonts w:asciiTheme="majorHAnsi" w:hAnsiTheme="majorHAnsi" w:cstheme="majorHAnsi"/>
-          <w:sz w:val="22"/>
-        </w:rPr>
-      </w:pPr>
-      <w:r>
-        <w:rPr>
-          <w:rFonts w:asciiTheme="majorHAnsi" w:hAnsiTheme="majorHAnsi" w:cstheme="majorHAnsi"/>
-          <w:sz w:val="22"/>
-        </w:rPr>
-        <w:t>Could you briefly explain your answer</w:t>
-      </w:r>
-      <w:r>
-        <w:rPr>
-          <w:rFonts w:asciiTheme="majorHAnsi" w:hAnsiTheme="majorHAnsi" w:cstheme="majorHAnsi"/>
-          <w:sz w:val="22"/>
-        </w:rPr>
-        <w:t>?</w:t>
-      </w:r>
-      <w:r>
-        <w:rPr>
-          <w:rFonts w:asciiTheme="majorHAnsi" w:hAnsiTheme="majorHAnsi" w:cstheme="majorHAnsi"/>
-          <w:sz w:val="22"/>
-        </w:rPr>
-        <w:t xml:space="preserve"> </w:t>
-      </w:r>
-      <w:r>
-        <w:rPr>
-          <w:rFonts w:asciiTheme="majorHAnsi" w:hAnsiTheme="majorHAnsi" w:cstheme="majorHAnsi"/>
-          <w:i/>
-          <w:sz w:val="22"/>
-        </w:rPr>
-        <w:t>(Short text. Optional)</w:t>
-      </w:r>
-    </w:p>
-    <w:p>
-      <w:pPr>
-        <w:pStyle w:val="Heading2"/>
-        <w:numPr>
-          <w:ilvl w:val="0"/>
-          <w:numId w:val="8"/>
-        </w:numPr>
-        <w:spacing w:after="240"/>
-        <w:jc w:val="both"/>
-        <w:rPr>
-          <w:rFonts w:cstheme="majorHAnsi"/>
-        </w:rPr>
-      </w:pPr>
-      <w:r>
-        <w:t>Would you regularly use a service that personalized music and conversations to support your wellbeing?</w:t>
-      </w:r>
-      <w:r>
-        <w:rPr>
-          <w:color w:val="FF0000"/>
-        </w:rPr>
-        <w:t xml:space="preserve"> *</w:t>
-      </w:r>
-    </w:p>
-    <w:p>
-      <w:pPr>
-        <w:pStyle w:val="Heading3"/>
-        <w:ind w:left="1800"/>
-      </w:pPr>
-      <w:r>
-        <w:t>Part A</w:t>
-      </w:r>
-    </w:p>
-    <w:p>
-      <w:pPr>
-        <w:numPr>
-          <w:ilvl w:val="2"/>
-          <w:numId w:val="2"/>
-        </w:numPr>
-        <w:tabs>
-          <w:tab w:val="clear" w:pos="2160"/>
-          <w:tab w:val="num" w:pos="2520"/>
-        </w:tabs>
-        <w:spacing w:before="100" w:beforeAutospacing="1" w:after="100" w:afterAutospacing="1" w:line="240" w:lineRule="auto"/>
-        <w:ind w:left="2520"/>
-        <w:jc w:val="both"/>
-        <w:rPr>
-          <w:rFonts w:asciiTheme="majorHAnsi" w:hAnsiTheme="majorHAnsi" w:cstheme="majorHAnsi"/>
-        </w:rPr>
-      </w:pPr>
-      <w:r>
-        <w:rPr>
-          <w:rFonts w:asciiTheme="majorHAnsi" w:hAnsiTheme="majorHAnsi" w:cstheme="majorHAnsi"/>
-        </w:rPr>
-        <w:t>1 = Strongly Disagree</w:t>
-      </w:r>
-    </w:p>
-    <w:p>
-      <w:pPr>
-        <w:numPr>
-          <w:ilvl w:val="2"/>
-          <w:numId w:val="2"/>
-        </w:numPr>
-        <w:tabs>
-          <w:tab w:val="clear" w:pos="2160"/>
-          <w:tab w:val="num" w:pos="2520"/>
-        </w:tabs>
-        <w:spacing w:before="100" w:beforeAutospacing="1" w:after="100" w:afterAutospacing="1" w:line="240" w:lineRule="auto"/>
-        <w:ind w:left="2520"/>
-        <w:jc w:val="both"/>
-        <w:rPr>
-          <w:rFonts w:asciiTheme="majorHAnsi" w:hAnsiTheme="majorHAnsi" w:cstheme="majorHAnsi"/>
-        </w:rPr>
-      </w:pPr>
-      <w:r>
-        <w:rPr>
-          <w:rFonts w:asciiTheme="majorHAnsi" w:hAnsiTheme="majorHAnsi" w:cstheme="majorHAnsi"/>
-        </w:rPr>
-        <w:lastRenderedPageBreak/>
-        <w:t>…</w:t>
-      </w:r>
-    </w:p>
-    <w:p>
-      <w:pPr>
-        <w:numPr>
-          <w:ilvl w:val="2"/>
-          <w:numId w:val="2"/>
-        </w:numPr>
-        <w:tabs>
-          <w:tab w:val="clear" w:pos="2160"/>
-          <w:tab w:val="num" w:pos="2520"/>
-        </w:tabs>
-        <w:spacing w:before="100" w:beforeAutospacing="1" w:after="100" w:afterAutospacing="1" w:line="240" w:lineRule="auto"/>
-        <w:ind w:left="2520"/>
-        <w:jc w:val="both"/>
-        <w:rPr>
-          <w:rFonts w:asciiTheme="majorHAnsi" w:hAnsiTheme="majorHAnsi" w:cstheme="majorHAnsi"/>
-        </w:rPr>
-      </w:pPr>
-      <w:r>
-        <w:rPr>
-          <w:rFonts w:asciiTheme="majorHAnsi" w:hAnsiTheme="majorHAnsi" w:cstheme="majorHAnsi"/>
-        </w:rPr>
-        <w:t>5 = Strongly Agree</w:t>
-      </w:r>
-    </w:p>
-    <w:p>
-      <w:pPr>
-        <w:pStyle w:val="Heading3"/>
-        <w:ind w:left="1800"/>
-      </w:pPr>
-      <w:r>
-        <w:t>Part B</w:t>
-      </w:r>
-    </w:p>
-    <w:p>
-      <w:pPr>
-        <w:pStyle w:val="NormalWeb"/>
-        <w:ind w:left="1440" w:firstLine="720"/>
-        <w:jc w:val="both"/>
-        <w:rPr>
-          <w:rFonts w:asciiTheme="majorHAnsi" w:hAnsiTheme="majorHAnsi" w:cstheme="majorHAnsi"/>
-          <w:sz w:val="22"/>
-        </w:rPr>
-      </w:pPr>
-      <w:r>
-        <w:rPr>
-          <w:rFonts w:asciiTheme="majorHAnsi" w:hAnsiTheme="majorHAnsi" w:cstheme="majorHAnsi"/>
-          <w:sz w:val="22"/>
-        </w:rPr>
-        <w:t>Could you briefly explain your answer</w:t>
-      </w:r>
-      <w:r>
-        <w:rPr>
-          <w:rFonts w:asciiTheme="majorHAnsi" w:hAnsiTheme="majorHAnsi" w:cstheme="majorHAnsi"/>
-          <w:sz w:val="22"/>
-        </w:rPr>
-        <w:t>?</w:t>
-      </w:r>
-      <w:r>
-        <w:rPr>
-          <w:rFonts w:asciiTheme="majorHAnsi" w:hAnsiTheme="majorHAnsi" w:cstheme="majorHAnsi"/>
-          <w:sz w:val="22"/>
-        </w:rPr>
-        <w:t xml:space="preserve"> </w:t>
-      </w:r>
-      <w:r>
-        <w:rPr>
-          <w:rFonts w:asciiTheme="majorHAnsi" w:hAnsiTheme="majorHAnsi" w:cstheme="majorHAnsi"/>
-          <w:i/>
-          <w:sz w:val="22"/>
-        </w:rPr>
-        <w:t>(Short text. Optional)</w:t>
-      </w:r>
       <w:r>
         <w:rPr>
           <w:rFonts w:asciiTheme="majorHAnsi" w:hAnsiTheme="majorHAnsi" w:cstheme="majorHAnsi"/>
@@ -3811,13 +3950,7 @@
         <w:rPr>
           <w:rFonts w:cstheme="majorHAnsi"/>
         </w:rPr>
-        <w:t>D</w:t>
-      </w:r>
-      <w:r>
-        <w:rPr>
-          <w:rFonts w:cstheme="majorHAnsi"/>
-        </w:rPr>
-        <w:t>uring</w:t>
+        <w:t>During</w:t>
       </w:r>
       <w:r>
         <w:rPr>
@@ -4380,19 +4513,7 @@
         <w:rPr>
           <w:rFonts w:asciiTheme="majorHAnsi" w:hAnsiTheme="majorHAnsi" w:cstheme="majorHAnsi"/>
         </w:rPr>
-        <w:t>S</w:t>
-      </w:r>
-      <w:r>
-        <w:rPr>
-          <w:rFonts w:asciiTheme="majorHAnsi" w:hAnsiTheme="majorHAnsi" w:cstheme="majorHAnsi"/>
-        </w:rPr>
-        <w:t>trictly</w:t>
-      </w:r>
-      <w:r>
-        <w:rPr>
-          <w:rFonts w:asciiTheme="majorHAnsi" w:hAnsiTheme="majorHAnsi" w:cstheme="majorHAnsi"/>
-        </w:rPr>
-        <w:t xml:space="preserve"> t</w:t>
+        <w:t>Strictly t</w:t>
       </w:r>
       <w:r>
         <w:rPr>
@@ -4534,12 +4655,14 @@
         </w:numPr>
         <w:jc w:val="both"/>
       </w:pPr>
+      <w:bookmarkStart w:id="0" w:name="_GoBack"/>
       <w:r>
         <w:t>If a digital companion could support your wellbeing over months or years, what would you hope it helps you achieve</w:t>
       </w:r>
       <w:r>
         <w:t>?</w:t>
       </w:r>
+      <w:bookmarkEnd w:id="0"/>
     </w:p>
     <w:p>
       <w:pPr>
@@ -5064,19 +5187,7 @@
           <w:szCs w:val="26"/>
           <w:lang w:eastAsia="en-US"/>
         </w:rPr>
-        <w:t>If you found this service genuinely valuable, how muc</w:t>
-      </w:r>
-      <w:bookmarkStart w:id="0" w:name="_GoBack"/>
-      <w:bookmarkEnd w:id="0"/>
-      <w:r>
-        <w:rPr>
-          <w:rFonts w:asciiTheme="majorHAnsi" w:eastAsiaTheme="majorEastAsia" w:hAnsiTheme="majorHAnsi" w:cstheme="majorHAnsi"/>
-          <w:color w:val="2E74B5" w:themeColor="accent1" w:themeShade="BF"/>
-          <w:sz w:val="26"/>
-          <w:szCs w:val="26"/>
-          <w:lang w:eastAsia="en-US"/>
-        </w:rPr>
-        <w:t>h would you be willing to pay per month?</w:t>
+        <w:t>If you found this service genuinely valuable, how much would you be willing to pay per month?</w:t>
       </w:r>
     </w:p>
     <w:p>
@@ -7249,6 +7360,119 @@
     </w:lvl>
   </w:abstractNum>
   <w:abstractNum w:abstractNumId="15" w15:restartNumberingAfterBreak="0">
+    <w:nsid w:val="6F46131E"/>
+    <w:multiLevelType w:val="hybridMultilevel"/>
+    <w:tmpl w:val="13DC346C"/>
+    <w:lvl w:ilvl="0" w:tplc="0C090001">
+      <w:start w:val="1"/>
+      <w:numFmt w:val="bullet"/>
+      <w:lvlText w:val=""/>
+      <w:lvlJc w:val="left"/>
+      <w:pPr>
+        <w:ind w:left="720" w:hanging="360"/>
+      </w:pPr>
+      <w:rPr>
+        <w:rFonts w:ascii="Symbol" w:hAnsi="Symbol" w:hint="default"/>
+      </w:rPr>
+    </w:lvl>
+    <w:lvl w:ilvl="1" w:tplc="0C090003" w:tentative="1">
+      <w:start w:val="1"/>
+      <w:numFmt w:val="bullet"/>
+      <w:lvlText w:val="o"/>
+      <w:lvlJc w:val="left"/>
+      <w:pPr>
+        <w:ind w:left="1440" w:hanging="360"/>
+      </w:pPr>
+      <w:rPr>
+        <w:rFonts w:ascii="Courier New" w:hAnsi="Courier New" w:cs="Courier New" w:hint="default"/>
+      </w:rPr>
+    </w:lvl>
+    <w:lvl w:ilvl="2" w:tplc="0C090005" w:tentative="1">
+      <w:start w:val="1"/>
+      <w:numFmt w:val="bullet"/>
+      <w:lvlText w:val=""/>
+      <w:lvlJc w:val="left"/>
+      <w:pPr>
+        <w:ind w:left="2160" w:hanging="360"/>
+      </w:pPr>
+      <w:rPr>
+        <w:rFonts w:ascii="Wingdings" w:hAnsi="Wingdings" w:hint="default"/>
+      </w:rPr>
+    </w:lvl>
+    <w:lvl w:ilvl="3" w:tplc="0C090001" w:tentative="1">
+      <w:start w:val="1"/>
+      <w:numFmt w:val="bullet"/>
+      <w:lvlText w:val=""/>
+      <w:lvlJc w:val="left"/>
+      <w:pPr>
+        <w:ind w:left="2880" w:hanging="360"/>
+      </w:pPr>
+      <w:rPr>
+        <w:rFonts w:ascii="Symbol" w:hAnsi="Symbol" w:hint="default"/>
+      </w:rPr>
+    </w:lvl>
+    <w:lvl w:ilvl="4" w:tplc="0C090003" w:tentative="1">
+      <w:start w:val="1"/>
+      <w:numFmt w:val="bullet"/>
+      <w:lvlText w:val="o"/>
+      <w:lvlJc w:val="left"/>
+      <w:pPr>
+        <w:ind w:left="3600" w:hanging="360"/>
+      </w:pPr>
+      <w:rPr>
+        <w:rFonts w:ascii="Courier New" w:hAnsi="Courier New" w:cs="Courier New" w:hint="default"/>
+      </w:rPr>
+    </w:lvl>
+    <w:lvl w:ilvl="5" w:tplc="0C090005" w:tentative="1">
+      <w:start w:val="1"/>
+      <w:numFmt w:val="bullet"/>
+      <w:lvlText w:val=""/>
+      <w:lvlJc w:val="left"/>
+      <w:pPr>
+        <w:ind w:left="4320" w:hanging="360"/>
+      </w:pPr>
+      <w:rPr>
+        <w:rFonts w:ascii="Wingdings" w:hAnsi="Wingdings" w:hint="default"/>
+      </w:rPr>
+    </w:lvl>
+    <w:lvl w:ilvl="6" w:tplc="0C090001" w:tentative="1">
+      <w:start w:val="1"/>
+      <w:numFmt w:val="bullet"/>
+      <w:lvlText w:val=""/>
+      <w:lvlJc w:val="left"/>
+      <w:pPr>
+        <w:ind w:left="5040" w:hanging="360"/>
+      </w:pPr>
+      <w:rPr>
+        <w:rFonts w:ascii="Symbol" w:hAnsi="Symbol" w:hint="default"/>
+      </w:rPr>
+    </w:lvl>
+    <w:lvl w:ilvl="7" w:tplc="0C090003" w:tentative="1">
+      <w:start w:val="1"/>
+      <w:numFmt w:val="bullet"/>
+      <w:lvlText w:val="o"/>
+      <w:lvlJc w:val="left"/>
+      <w:pPr>
+        <w:ind w:left="5760" w:hanging="360"/>
+      </w:pPr>
+      <w:rPr>
+        <w:rFonts w:ascii="Courier New" w:hAnsi="Courier New" w:cs="Courier New" w:hint="default"/>
+      </w:rPr>
+    </w:lvl>
+    <w:lvl w:ilvl="8" w:tplc="0C090005" w:tentative="1">
+      <w:start w:val="1"/>
+      <w:numFmt w:val="bullet"/>
+      <w:lvlText w:val=""/>
+      <w:lvlJc w:val="left"/>
+      <w:pPr>
+        <w:ind w:left="6480" w:hanging="360"/>
+      </w:pPr>
+      <w:rPr>
+        <w:rFonts w:ascii="Wingdings" w:hAnsi="Wingdings" w:hint="default"/>
+      </w:rPr>
+    </w:lvl>
+  </w:abstractNum>
+  <w:abstractNum w:abstractNumId="16" w15:restartNumberingAfterBreak="0">
     <w:nsid w:val="76FF6CA1"/>
     <w:multiLevelType w:val="multilevel"/>
     <w:tmpl w:val="7AAED286"/>
@@ -7404,7 +7628,7 @@
     <w:abstractNumId w:val="5"/>
   </w:num>
   <w:num w:numId="3">
-    <w:abstractNumId w:val="15"/>
+    <w:abstractNumId w:val="16"/>
   </w:num>
   <w:num w:numId="4">
     <w:abstractNumId w:val="1"/>
@@ -7444,6 +7668,9 @@
   </w:num>
   <w:num w:numId="16">
     <w:abstractNumId w:val="4"/>
+  </w:num>
+  <w:num w:numId="17">
+    <w:abstractNumId w:val="15"/>
   </w:num>
 </w:numbering>
 </file>

--- a/Docs/SurveyQuestions.docx
+++ b/Docs/SurveyQuestions.docx
@@ -2211,12 +2211,6 @@
       <w:r>
         <w:t xml:space="preserve"> you cope during difficult moments?</w:t>
       </w:r>
-      <w:r>
-        <w:rPr>
-          <w:color w:val="FF0000"/>
-        </w:rPr>
-        <w:t xml:space="preserve"> *</w:t>
-      </w:r>
     </w:p>
     <w:p>
       <w:pPr>
@@ -2227,7 +2221,10 @@
         <w:t>Part A</w:t>
       </w:r>
       <w:r>
-        <w:t xml:space="preserve"> </w:t>
+        <w:rPr>
+          <w:color w:val="FF0000"/>
+        </w:rPr>
+        <w:t xml:space="preserve"> *</w:t>
       </w:r>
     </w:p>
     <w:p>
@@ -2299,7 +2296,7 @@
     <w:p>
       <w:pPr>
         <w:pStyle w:val="NormalWeb"/>
-        <w:ind w:left="1440" w:firstLine="720"/>
+        <w:ind w:left="2160"/>
         <w:jc w:val="both"/>
         <w:rPr>
           <w:rFonts w:asciiTheme="majorHAnsi" w:hAnsiTheme="majorHAnsi" w:cstheme="majorHAnsi"/>
@@ -2311,14 +2308,14 @@
           <w:rFonts w:asciiTheme="majorHAnsi" w:hAnsiTheme="majorHAnsi" w:cstheme="majorHAnsi"/>
           <w:sz w:val="22"/>
         </w:rPr>
-        <w:t>Could you briefly explain your answer</w:t>
+        <w:t xml:space="preserve">Can you think of a time when music made a difference? We'd love to hear your </w:t>
       </w:r>
       <w:r>
         <w:rPr>
           <w:rFonts w:asciiTheme="majorHAnsi" w:hAnsiTheme="majorHAnsi" w:cstheme="majorHAnsi"/>
           <w:sz w:val="22"/>
         </w:rPr>
-        <w:t>?</w:t>
+        <w:t>experience.</w:t>
       </w:r>
       <w:r>
         <w:rPr>
@@ -2403,12 +2400,6 @@
         </w:rPr>
         <w:t>?</w:t>
       </w:r>
-      <w:r>
-        <w:rPr>
-          <w:color w:val="FF0000"/>
-        </w:rPr>
-        <w:t xml:space="preserve"> *</w:t>
-      </w:r>
     </w:p>
     <w:p>
       <w:pPr>
@@ -2419,7 +2410,10 @@
         <w:t>Part A</w:t>
       </w:r>
       <w:r>
-        <w:t xml:space="preserve"> </w:t>
+        <w:rPr>
+          <w:color w:val="FF0000"/>
+        </w:rPr>
+        <w:t xml:space="preserve"> *</w:t>
       </w:r>
     </w:p>
     <w:p>
@@ -2506,7 +2500,7 @@
     <w:p>
       <w:pPr>
         <w:pStyle w:val="NormalWeb"/>
-        <w:ind w:left="1440" w:firstLine="720"/>
+        <w:ind w:left="2160"/>
         <w:jc w:val="both"/>
         <w:rPr>
           <w:rFonts w:asciiTheme="majorHAnsi" w:hAnsiTheme="majorHAnsi" w:cstheme="majorHAnsi"/>
@@ -2518,14 +2512,16 @@
           <w:rFonts w:asciiTheme="majorHAnsi" w:hAnsiTheme="majorHAnsi" w:cstheme="majorHAnsi"/>
           <w:sz w:val="22"/>
         </w:rPr>
-        <w:t>Could you briefly explain your answer</w:t>
-      </w:r>
+        <w:t xml:space="preserve">What makes you feel this way? Feel free to share any </w:t>
+      </w:r>
+      <w:bookmarkStart w:id="0" w:name="_GoBack"/>
+      <w:bookmarkEnd w:id="0"/>
       <w:r>
         <w:rPr>
           <w:rFonts w:asciiTheme="majorHAnsi" w:hAnsiTheme="majorHAnsi" w:cstheme="majorHAnsi"/>
           <w:sz w:val="22"/>
         </w:rPr>
-        <w:t>?</w:t>
+        <w:t>personal experiences.</w:t>
       </w:r>
       <w:r>
         <w:rPr>
@@ -2598,18 +2594,6 @@
         </w:rPr>
         <w:t>situations?</w:t>
       </w:r>
-      <w:r>
-        <w:rPr>
-          <w:rFonts w:cstheme="majorHAnsi"/>
-        </w:rPr>
-        <w:t xml:space="preserve"> </w:t>
-      </w:r>
-      <w:r>
-        <w:rPr>
-          <w:color w:val="FF0000"/>
-        </w:rPr>
-        <w:t>*</w:t>
-      </w:r>
     </w:p>
     <w:p>
       <w:pPr>
@@ -2619,6 +2603,12 @@
       <w:r>
         <w:t>Part A</w:t>
       </w:r>
+      <w:r>
+        <w:rPr>
+          <w:color w:val="FF0000"/>
+        </w:rPr>
+        <w:t xml:space="preserve"> *</w:t>
+      </w:r>
     </w:p>
     <w:p>
       <w:pPr>
@@ -2704,7 +2694,7 @@
     <w:p>
       <w:pPr>
         <w:pStyle w:val="NormalWeb"/>
-        <w:ind w:left="1440" w:firstLine="720"/>
+        <w:ind w:left="2160"/>
         <w:jc w:val="both"/>
         <w:rPr>
           <w:rFonts w:asciiTheme="majorHAnsi" w:hAnsiTheme="majorHAnsi" w:cstheme="majorHAnsi"/>
@@ -2716,20 +2706,9 @@
           <w:rFonts w:asciiTheme="majorHAnsi" w:hAnsiTheme="majorHAnsi" w:cstheme="majorHAnsi"/>
           <w:sz w:val="22"/>
         </w:rPr>
-        <w:t>Could you briefly explain your answer</w:t>
-      </w:r>
-      <w:r>
-        <w:rPr>
-          <w:rFonts w:asciiTheme="majorHAnsi" w:hAnsiTheme="majorHAnsi" w:cstheme="majorHAnsi"/>
-          <w:sz w:val="22"/>
-        </w:rPr>
-        <w:t>?</w:t>
-      </w:r>
-      <w:r>
-        <w:rPr>
-          <w:rFonts w:asciiTheme="majorHAnsi" w:hAnsiTheme="majorHAnsi" w:cstheme="majorHAnsi"/>
-          <w:sz w:val="22"/>
-        </w:rPr>
+        <w:t>How does your choice of music change across different moods or moments in your life?</w:t>
+      </w:r>
+      <w:r>
         <w:t xml:space="preserve"> </w:t>
       </w:r>
       <w:r>
@@ -2794,14 +2773,7 @@
         <w:rPr>
           <w:rFonts w:cstheme="majorHAnsi"/>
         </w:rPr>
-        <w:t xml:space="preserve"> your thoughts and emotions? </w:t>
-      </w:r>
-      <w:r>
-        <w:rPr>
-          <w:rFonts w:cstheme="majorHAnsi"/>
-          <w:color w:val="FF0000"/>
-        </w:rPr>
-        <w:t>*</w:t>
+        <w:t xml:space="preserve"> your thoughts and emotions?</w:t>
       </w:r>
     </w:p>
     <w:p>
@@ -2813,7 +2785,10 @@
         <w:t>Part A</w:t>
       </w:r>
       <w:r>
-        <w:t xml:space="preserve"> </w:t>
+        <w:rPr>
+          <w:color w:val="FF0000"/>
+        </w:rPr>
+        <w:t xml:space="preserve"> *</w:t>
       </w:r>
     </w:p>
     <w:p>
@@ -2885,6 +2860,7 @@
         <w:rPr>
           <w:rFonts w:asciiTheme="majorHAnsi" w:hAnsiTheme="majorHAnsi" w:cstheme="majorHAnsi"/>
         </w:rPr>
+        <w:lastRenderedPageBreak/>
         <w:t>5 = Strongly Agree</w:t>
       </w:r>
     </w:p>
@@ -2894,7 +2870,6 @@
         <w:ind w:left="1800"/>
       </w:pPr>
       <w:r>
-        <w:lastRenderedPageBreak/>
         <w:t>Part B</w:t>
       </w:r>
     </w:p>
@@ -2913,14 +2888,7 @@
           <w:rFonts w:asciiTheme="majorHAnsi" w:hAnsiTheme="majorHAnsi" w:cstheme="majorHAnsi"/>
           <w:sz w:val="22"/>
         </w:rPr>
-        <w:t>Could you briefly explain your answer</w:t>
-      </w:r>
-      <w:r>
-        <w:rPr>
-          <w:rFonts w:asciiTheme="majorHAnsi" w:hAnsiTheme="majorHAnsi" w:cstheme="majorHAnsi"/>
-          <w:sz w:val="22"/>
-        </w:rPr>
-        <w:t>?</w:t>
+        <w:t>What makes a conversation truly meaningful for you?</w:t>
       </w:r>
       <w:r>
         <w:rPr>
@@ -3005,12 +2973,6 @@
         </w:rPr>
         <w:t>?</w:t>
       </w:r>
-      <w:r>
-        <w:rPr>
-          <w:color w:val="FF0000"/>
-        </w:rPr>
-        <w:t xml:space="preserve"> *</w:t>
-      </w:r>
     </w:p>
     <w:p>
       <w:pPr>
@@ -3021,7 +2983,10 @@
         <w:t>Part A</w:t>
       </w:r>
       <w:r>
-        <w:t xml:space="preserve"> </w:t>
+        <w:rPr>
+          <w:color w:val="FF0000"/>
+        </w:rPr>
+        <w:t xml:space="preserve"> *</w:t>
       </w:r>
     </w:p>
     <w:p>
@@ -3108,7 +3073,7 @@
     <w:p>
       <w:pPr>
         <w:pStyle w:val="NormalWeb"/>
-        <w:ind w:left="1440" w:firstLine="720"/>
+        <w:ind w:left="2160"/>
         <w:jc w:val="both"/>
         <w:rPr>
           <w:rFonts w:asciiTheme="majorHAnsi" w:hAnsiTheme="majorHAnsi" w:cstheme="majorHAnsi"/>
@@ -3120,14 +3085,7 @@
           <w:rFonts w:asciiTheme="majorHAnsi" w:hAnsiTheme="majorHAnsi" w:cstheme="majorHAnsi"/>
           <w:sz w:val="22"/>
         </w:rPr>
-        <w:t>Could you briefly explain your answer</w:t>
-      </w:r>
-      <w:r>
-        <w:rPr>
-          <w:rFonts w:asciiTheme="majorHAnsi" w:hAnsiTheme="majorHAnsi" w:cstheme="majorHAnsi"/>
-          <w:sz w:val="22"/>
-        </w:rPr>
-        <w:t>?</w:t>
+        <w:t>What kind of support or conversation would you find most valuable in those moments?</w:t>
       </w:r>
       <w:r>
         <w:rPr>
@@ -3176,12 +3134,6 @@
         </w:rPr>
         <w:t>ful than either one alone?</w:t>
       </w:r>
-      <w:r>
-        <w:rPr>
-          <w:color w:val="FF0000"/>
-        </w:rPr>
-        <w:t xml:space="preserve"> *</w:t>
-      </w:r>
     </w:p>
     <w:p>
       <w:pPr>
@@ -3192,7 +3144,10 @@
         <w:t>Part A</w:t>
       </w:r>
       <w:r>
-        <w:t xml:space="preserve"> </w:t>
+        <w:rPr>
+          <w:color w:val="FF0000"/>
+        </w:rPr>
+        <w:t xml:space="preserve"> *</w:t>
       </w:r>
     </w:p>
     <w:p>
@@ -3279,7 +3234,7 @@
     <w:p>
       <w:pPr>
         <w:pStyle w:val="NormalWeb"/>
-        <w:ind w:left="1440" w:firstLine="720"/>
+        <w:ind w:left="2160"/>
         <w:jc w:val="both"/>
         <w:rPr>
           <w:rFonts w:asciiTheme="majorHAnsi" w:hAnsiTheme="majorHAnsi" w:cstheme="majorHAnsi"/>
@@ -3291,14 +3246,21 @@
           <w:rFonts w:asciiTheme="majorHAnsi" w:hAnsiTheme="majorHAnsi" w:cstheme="majorHAnsi"/>
           <w:sz w:val="22"/>
         </w:rPr>
-        <w:t>Could you briefly explain your answer</w:t>
+        <w:t>Why do you think this combina</w:t>
       </w:r>
       <w:r>
         <w:rPr>
           <w:rFonts w:asciiTheme="majorHAnsi" w:hAnsiTheme="majorHAnsi" w:cstheme="majorHAnsi"/>
           <w:sz w:val="22"/>
         </w:rPr>
-        <w:t>?</w:t>
+        <w:t xml:space="preserve">tion (would or wouldn't) </w:t>
+      </w:r>
+      <w:r>
+        <w:rPr>
+          <w:rFonts w:asciiTheme="majorHAnsi" w:hAnsiTheme="majorHAnsi" w:cstheme="majorHAnsi"/>
+          <w:sz w:val="22"/>
+        </w:rPr>
+        <w:t>work well for you?</w:t>
       </w:r>
       <w:r>
         <w:rPr>
@@ -3413,12 +3375,6 @@
         </w:rPr>
         <w:t xml:space="preserve"> your privacy?</w:t>
       </w:r>
-      <w:r>
-        <w:rPr>
-          <w:color w:val="FF0000"/>
-        </w:rPr>
-        <w:t xml:space="preserve"> *</w:t>
-      </w:r>
     </w:p>
     <w:p>
       <w:pPr>
@@ -3429,7 +3385,10 @@
         <w:t>Part A</w:t>
       </w:r>
       <w:r>
-        <w:t xml:space="preserve"> </w:t>
+        <w:rPr>
+          <w:color w:val="FF0000"/>
+        </w:rPr>
+        <w:t xml:space="preserve"> *</w:t>
       </w:r>
     </w:p>
     <w:p>
@@ -3516,7 +3475,7 @@
     <w:p>
       <w:pPr>
         <w:pStyle w:val="NormalWeb"/>
-        <w:ind w:left="1440" w:firstLine="720"/>
+        <w:ind w:left="2160"/>
         <w:jc w:val="both"/>
         <w:rPr>
           <w:rFonts w:asciiTheme="majorHAnsi" w:hAnsiTheme="majorHAnsi" w:cstheme="majorHAnsi"/>
@@ -3528,14 +3487,21 @@
           <w:rFonts w:asciiTheme="majorHAnsi" w:hAnsiTheme="majorHAnsi" w:cstheme="majorHAnsi"/>
           <w:sz w:val="22"/>
         </w:rPr>
-        <w:t>Could you briefly explain your answer</w:t>
+        <w:t xml:space="preserve">What </w:t>
       </w:r>
       <w:r>
         <w:rPr>
           <w:rFonts w:asciiTheme="majorHAnsi" w:hAnsiTheme="majorHAnsi" w:cstheme="majorHAnsi"/>
           <w:sz w:val="22"/>
         </w:rPr>
-        <w:t>?</w:t>
+        <w:t xml:space="preserve">would help you feel comfortable (or uncomfortable) </w:t>
+      </w:r>
+      <w:r>
+        <w:rPr>
+          <w:rFonts w:asciiTheme="majorHAnsi" w:hAnsiTheme="majorHAnsi" w:cstheme="majorHAnsi"/>
+          <w:sz w:val="22"/>
+        </w:rPr>
+        <w:t>using something like this?</w:t>
       </w:r>
       <w:r>
         <w:rPr>
@@ -3567,13 +3533,8 @@
         </w:rPr>
       </w:pPr>
       <w:r>
+        <w:lastRenderedPageBreak/>
         <w:t>Would you regularly use a service that personalized music and conversations to support your wellbeing?</w:t>
-      </w:r>
-      <w:r>
-        <w:rPr>
-          <w:color w:val="FF0000"/>
-        </w:rPr>
-        <w:t xml:space="preserve"> *</w:t>
       </w:r>
     </w:p>
     <w:p>
@@ -3584,6 +3545,12 @@
       <w:r>
         <w:t>Part A</w:t>
       </w:r>
+      <w:r>
+        <w:rPr>
+          <w:color w:val="FF0000"/>
+        </w:rPr>
+        <w:t xml:space="preserve"> *</w:t>
+      </w:r>
     </w:p>
     <w:p>
       <w:pPr>
@@ -3630,7 +3597,6 @@
         <w:rPr>
           <w:rFonts w:asciiTheme="majorHAnsi" w:hAnsiTheme="majorHAnsi" w:cstheme="majorHAnsi"/>
         </w:rPr>
-        <w:lastRenderedPageBreak/>
         <w:t>…</w:t>
       </w:r>
     </w:p>
@@ -3670,7 +3636,7 @@
     <w:p>
       <w:pPr>
         <w:pStyle w:val="NormalWeb"/>
-        <w:ind w:left="1440" w:firstLine="720"/>
+        <w:ind w:left="2160"/>
         <w:jc w:val="both"/>
         <w:rPr>
           <w:rFonts w:asciiTheme="majorHAnsi" w:hAnsiTheme="majorHAnsi" w:cstheme="majorHAnsi"/>
@@ -3682,20 +3648,9 @@
           <w:rFonts w:asciiTheme="majorHAnsi" w:hAnsiTheme="majorHAnsi" w:cstheme="majorHAnsi"/>
           <w:sz w:val="22"/>
         </w:rPr>
-        <w:t>Could you briefly explain your answer</w:t>
-      </w:r>
-      <w:r>
-        <w:rPr>
-          <w:rFonts w:asciiTheme="majorHAnsi" w:hAnsiTheme="majorHAnsi" w:cstheme="majorHAnsi"/>
-          <w:sz w:val="22"/>
-        </w:rPr>
-        <w:t>?</w:t>
-      </w:r>
-      <w:r>
-        <w:rPr>
-          <w:rFonts w:asciiTheme="majorHAnsi" w:hAnsiTheme="majorHAnsi" w:cstheme="majorHAnsi"/>
-          <w:sz w:val="22"/>
-        </w:rPr>
+        <w:t>What would make a service like this genuinely worth coming back to?</w:t>
+      </w:r>
+      <w:r>
         <w:t xml:space="preserve"> </w:t>
       </w:r>
       <w:r>
@@ -4655,14 +4610,12 @@
         </w:numPr>
         <w:jc w:val="both"/>
       </w:pPr>
-      <w:bookmarkStart w:id="0" w:name="_GoBack"/>
       <w:r>
         <w:t>If a digital companion could support your wellbeing over months or years, what would you hope it helps you achieve</w:t>
       </w:r>
       <w:r>
         <w:t>?</w:t>
       </w:r>
-      <w:bookmarkEnd w:id="0"/>
     </w:p>
     <w:p>
       <w:pPr>
